--- a/Fase 1/Evidencias Individuales/Niripil_Bastian_1.2_APT122_DiarioReflexionFase1.docx
+++ b/Fase 1/Evidencias Individuales/Niripil_Bastian_1.2_APT122_DiarioReflexionFase1.docx
@@ -1116,67 +1116,7 @@
                 <w:sz w:val="24"/>
                 <w:szCs w:val="24"/>
               </w:rPr>
-              <w:t xml:space="preserve">Mis principales intereses profesionales van en el área de desarrollo web, móvil y base de datos. De entre esas áreas la que más me interesa sería el desarrollo web, se pueden hacer cosas maravillosas en este ámbito, me gusta sobre todo el </w:t>
-            </w:r>
-            <w:proofErr w:type="spellStart"/>
-            <w:r>
-              <w:rPr>
-                <w:rFonts w:eastAsiaTheme="majorEastAsia"/>
-                <w:color w:val="767171" w:themeColor="background2" w:themeShade="80"/>
-                <w:sz w:val="24"/>
-                <w:szCs w:val="24"/>
-              </w:rPr>
-              <w:t>front-end</w:t>
-            </w:r>
-            <w:proofErr w:type="spellEnd"/>
-            <w:r>
-              <w:rPr>
-                <w:rFonts w:eastAsiaTheme="majorEastAsia"/>
-                <w:color w:val="767171" w:themeColor="background2" w:themeShade="80"/>
-                <w:sz w:val="24"/>
-                <w:szCs w:val="24"/>
-              </w:rPr>
-              <w:t>, back-</w:t>
-            </w:r>
-            <w:proofErr w:type="spellStart"/>
-            <w:r>
-              <w:rPr>
-                <w:rFonts w:eastAsiaTheme="majorEastAsia"/>
-                <w:color w:val="767171" w:themeColor="background2" w:themeShade="80"/>
-                <w:sz w:val="24"/>
-                <w:szCs w:val="24"/>
-              </w:rPr>
-              <w:t>end</w:t>
-            </w:r>
-            <w:proofErr w:type="spellEnd"/>
-            <w:r>
-              <w:rPr>
-                <w:rFonts w:eastAsiaTheme="majorEastAsia"/>
-                <w:color w:val="767171" w:themeColor="background2" w:themeShade="80"/>
-                <w:sz w:val="24"/>
-                <w:szCs w:val="24"/>
-              </w:rPr>
-              <w:t xml:space="preserve"> también es entretenido debido a lo lógico que es, pero el </w:t>
-            </w:r>
-            <w:proofErr w:type="spellStart"/>
-            <w:r>
-              <w:rPr>
-                <w:rFonts w:eastAsiaTheme="majorEastAsia"/>
-                <w:color w:val="767171" w:themeColor="background2" w:themeShade="80"/>
-                <w:sz w:val="24"/>
-                <w:szCs w:val="24"/>
-              </w:rPr>
-              <w:t>front-end</w:t>
-            </w:r>
-            <w:proofErr w:type="spellEnd"/>
-            <w:r>
-              <w:rPr>
-                <w:rFonts w:eastAsiaTheme="majorEastAsia"/>
-                <w:color w:val="767171" w:themeColor="background2" w:themeShade="80"/>
-                <w:sz w:val="24"/>
-                <w:szCs w:val="24"/>
-              </w:rPr>
-              <w:t xml:space="preserve"> encuentro que es satisfactorio de ver que el sitio o el sistema se vea de forma impecable y ordenado.</w:t>
+              <w:t>Mis principales intereses profesionales van en el área de desarrollo web, móvil y base de datos. De entre esas áreas la que más me interesa sería el desarrollo web, se pueden hacer cosas maravillosas en este ámbito, me gusta sobre todo el front-end, back-end también es entretenido debido a lo lógico que es, pero el front-end encuentro que es satisfactorio de ver que el sitio o el sistema se vea de forma impecable y ordenado.</w:t>
             </w:r>
           </w:p>
           <w:p>
@@ -1234,6 +1174,15 @@
                 <w:szCs w:val="24"/>
               </w:rPr>
             </w:pPr>
+            <w:r>
+              <w:rPr>
+                <w:rFonts w:eastAsiaTheme="majorEastAsia"/>
+                <w:color w:val="767171" w:themeColor="background2" w:themeShade="80"/>
+                <w:sz w:val="24"/>
+                <w:szCs w:val="24"/>
+              </w:rPr>
+              <w:t>Las competencias que más se relacionan con mis intereses profesionales (desarrollo web, móvil y base de datos) son principalmente Desarrollo de Software en Distintas Plataformas y Diseño y Gestión de Base de Datos, que además son las que siento que tengo más desarrolladas y donde me siento más seguro aplicando. También se relaciona bastante Ingeniería de Software, ya que para desarrollar bien a nivel web o móvil se necesita aplicar un buen diseño y lógica detrás.</w:t>
+            </w:r>
           </w:p>
           <w:p>
             <w:pPr>
@@ -1248,20 +1197,51 @@
                 <w:szCs w:val="24"/>
               </w:rPr>
             </w:pPr>
-          </w:p>
-          <w:p>
-            <w:pPr>
-              <w:tabs>
-                <w:tab w:val="left" w:pos="454"/>
-              </w:tabs>
-              <w:jc w:val="both"/>
+            <w:r>
               <w:rPr>
                 <w:rFonts w:eastAsiaTheme="majorEastAsia"/>
                 <w:color w:val="767171" w:themeColor="background2" w:themeShade="80"/>
                 <w:sz w:val="24"/>
                 <w:szCs w:val="24"/>
               </w:rPr>
-            </w:pPr>
+              <w:t xml:space="preserve">De estas no siento que necesite fortalecer ninguna en particular, ya que es justamente donde me siento más cómodo. Donde sí siento que debo fortalecer es en Gestión de Proyectos y Riesgos TI y Comunicación y Trabajo con Personas, </w:t>
+            </w:r>
+            <w:r>
+              <w:rPr>
+                <w:rFonts w:eastAsiaTheme="majorEastAsia"/>
+                <w:color w:val="767171" w:themeColor="background2" w:themeShade="80"/>
+                <w:sz w:val="24"/>
+                <w:szCs w:val="24"/>
+              </w:rPr>
+              <w:t>porque,</w:t>
+            </w:r>
+            <w:r>
+              <w:rPr>
+                <w:rFonts w:eastAsiaTheme="majorEastAsia"/>
+                <w:color w:val="767171" w:themeColor="background2" w:themeShade="80"/>
+                <w:sz w:val="24"/>
+                <w:szCs w:val="24"/>
+              </w:rPr>
+              <w:t xml:space="preserve"> aunque no son competencias puramente técnicas, para desenvolverme bien en proyectos reales de desarrollo se necesita buena organización, manejo de tiempos y saber comunicarme bien con el equipo o el cliente, que es donde más </w:t>
+            </w:r>
+            <w:r>
+              <w:rPr>
+                <w:rFonts w:eastAsiaTheme="majorEastAsia"/>
+                <w:color w:val="767171" w:themeColor="background2" w:themeShade="80"/>
+                <w:sz w:val="24"/>
+                <w:szCs w:val="24"/>
+              </w:rPr>
+              <w:t>débil estoy</w:t>
+            </w:r>
+            <w:r>
+              <w:rPr>
+                <w:rFonts w:eastAsiaTheme="majorEastAsia"/>
+                <w:color w:val="767171" w:themeColor="background2" w:themeShade="80"/>
+                <w:sz w:val="24"/>
+                <w:szCs w:val="24"/>
+              </w:rPr>
+              <w:t>.</w:t>
+            </w:r>
           </w:p>
           <w:p>
             <w:pPr>
@@ -1288,6 +1268,7 @@
                 <w:sz w:val="24"/>
                 <w:szCs w:val="24"/>
               </w:rPr>
+              <w:lastRenderedPageBreak/>
               <w:t>¿Cómo te gustaría que fuera tu escenario laboral en 5 años más? ¿Qué te gustaría estar haciendo?</w:t>
             </w:r>
           </w:p>
@@ -1395,7 +1376,6 @@
                 <w:sz w:val="24"/>
                 <w:szCs w:val="24"/>
               </w:rPr>
-              <w:lastRenderedPageBreak/>
               <w:t xml:space="preserve">4. Finalmente, piensa en el proyecto que desarrollarás en APT y responde a las siguientes preguntas: </w:t>
             </w:r>
           </w:p>
@@ -1484,6 +1464,15 @@
                 <w:szCs w:val="24"/>
               </w:rPr>
               <w:t>No, siento que no se relaciona ninguno con mis proyecciones actuales.</w:t>
+            </w:r>
+            <w:r>
+              <w:rPr>
+                <w:rFonts w:eastAsiaTheme="majorEastAsia"/>
+                <w:color w:val="767171" w:themeColor="background2" w:themeShade="80"/>
+                <w:sz w:val="24"/>
+                <w:szCs w:val="24"/>
+              </w:rPr>
+              <w:t xml:space="preserve"> No sabría decir cuál se relaciona más, ya que en general ninguno apuntaba realmente al desarrollo web como tal, que es lo que más me gusta y donde me proyecto a futuro. Por eso siento que sí requiere un ajuste bastante grande, más que un simple ajuste menor, para que el proyecto se acerque más a esa área.</w:t>
             </w:r>
           </w:p>
           <w:p>
@@ -7729,7 +7718,6 @@
   <w:style w:type="character" w:default="1" w:styleId="DefaultParagraphFont">
     <w:name w:val="Default Paragraph Font"/>
     <w:uiPriority w:val="1"/>
-    <w:semiHidden/>
     <w:unhideWhenUsed/>
   </w:style>
   <w:style w:type="table" w:default="1" w:styleId="TableNormal">
@@ -8978,25 +8966,16 @@
 </file>
 
 <file path=customXml/item1.xml><?xml version="1.0" encoding="utf-8"?>
+<b:Sources xmlns:b="http://schemas.openxmlformats.org/officeDocument/2006/bibliography" xmlns="http://schemas.openxmlformats.org/officeDocument/2006/bibliography" SelectedStyle="\APASixthEditionOfficeOnline.xsl" StyleName="APA" Version="6"/>
+</file>
+
+<file path=customXml/item2.xml><?xml version="1.0" encoding="utf-8"?>
 <p:properties xmlns:p="http://schemas.microsoft.com/office/2006/metadata/properties" xmlns:xsi="http://www.w3.org/2001/XMLSchema-instance" xmlns:pc="http://schemas.microsoft.com/office/infopath/2007/PartnerControls">
   <documentManagement/>
 </p:properties>
 </file>
 
-<file path=customXml/item2.xml><?xml version="1.0" encoding="utf-8"?>
-<b:Sources xmlns:b="http://schemas.openxmlformats.org/officeDocument/2006/bibliography" xmlns="http://schemas.openxmlformats.org/officeDocument/2006/bibliography" SelectedStyle="\APASixthEditionOfficeOnline.xsl" StyleName="APA" Version="6"/>
-</file>
-
 <file path=customXml/item3.xml><?xml version="1.0" encoding="utf-8"?>
-<?mso-contentType ?>
-<FormTemplates xmlns="http://schemas.microsoft.com/sharepoint/v3/contenttype/forms">
-  <Display>DocumentLibraryForm</Display>
-  <Edit>DocumentLibraryForm</Edit>
-  <New>DocumentLibraryForm</New>
-</FormTemplates>
-</file>
-
-<file path=customXml/item4.xml><?xml version="1.0" encoding="utf-8"?>
 <ct:contentTypeSchema xmlns:ct="http://schemas.microsoft.com/office/2006/metadata/contentType" xmlns:ma="http://schemas.microsoft.com/office/2006/metadata/properties/metaAttributes" ct:_="" ma:_="" ma:contentTypeName="Documento" ma:contentTypeID="0x010100E96778489EE7714D8BD12CC105EB918B" ma:contentTypeVersion="2" ma:contentTypeDescription="Crear nuevo documento." ma:contentTypeScope="" ma:versionID="416c5c7ae9b5d54d83875cd3c65194e3">
   <xsd:schema xmlns:xsd="http://www.w3.org/2001/XMLSchema" xmlns:xs="http://www.w3.org/2001/XMLSchema" xmlns:p="http://schemas.microsoft.com/office/2006/metadata/properties" xmlns:ns2="126e8a1c-9ea9-435a-ac89-d06c80d62e30" targetNamespace="http://schemas.microsoft.com/office/2006/metadata/properties" ma:root="true" ma:fieldsID="70a237c842677bd850644f8595079f5e" ns2:_="">
     <xsd:import namespace="126e8a1c-9ea9-435a-ac89-d06c80d62e30"/>
@@ -9128,7 +9107,24 @@
 </ct:contentTypeSchema>
 </file>
 
+<file path=customXml/item4.xml><?xml version="1.0" encoding="utf-8"?>
+<?mso-contentType ?>
+<FormTemplates xmlns="http://schemas.microsoft.com/sharepoint/v3/contenttype/forms">
+  <Display>DocumentLibraryForm</Display>
+  <Edit>DocumentLibraryForm</Edit>
+  <New>DocumentLibraryForm</New>
+</FormTemplates>
+</file>
+
 <file path=customXml/itemProps1.xml><?xml version="1.0" encoding="utf-8"?>
+<ds:datastoreItem xmlns:ds="http://schemas.openxmlformats.org/officeDocument/2006/customXml" ds:itemID="{38798A93-35BB-4E36-97F5-7254B21EAFCC}">
+  <ds:schemaRefs>
+    <ds:schemaRef ds:uri="http://schemas.openxmlformats.org/officeDocument/2006/bibliography"/>
+  </ds:schemaRefs>
+</ds:datastoreItem>
+</file>
+
+<file path=customXml/itemProps2.xml><?xml version="1.0" encoding="utf-8"?>
 <ds:datastoreItem xmlns:ds="http://schemas.openxmlformats.org/officeDocument/2006/customXml" ds:itemID="{5F1783E3-BA1C-4CA3-8E32-C9B378BBED03}">
   <ds:schemaRefs>
     <ds:schemaRef ds:uri="http://schemas.microsoft.com/office/2006/metadata/properties"/>
@@ -9137,23 +9133,7 @@
 </ds:datastoreItem>
 </file>
 
-<file path=customXml/itemProps2.xml><?xml version="1.0" encoding="utf-8"?>
-<ds:datastoreItem xmlns:ds="http://schemas.openxmlformats.org/officeDocument/2006/customXml" ds:itemID="{38798A93-35BB-4E36-97F5-7254B21EAFCC}">
-  <ds:schemaRefs>
-    <ds:schemaRef ds:uri="http://schemas.openxmlformats.org/officeDocument/2006/bibliography"/>
-  </ds:schemaRefs>
-</ds:datastoreItem>
-</file>
-
 <file path=customXml/itemProps3.xml><?xml version="1.0" encoding="utf-8"?>
-<ds:datastoreItem xmlns:ds="http://schemas.openxmlformats.org/officeDocument/2006/customXml" ds:itemID="{DABAA964-10BA-4DBC-ABF2-CDEAC0FAF7AA}">
-  <ds:schemaRefs>
-    <ds:schemaRef ds:uri="http://schemas.microsoft.com/sharepoint/v3/contenttype/forms"/>
-  </ds:schemaRefs>
-</ds:datastoreItem>
-</file>
-
-<file path=customXml/itemProps4.xml><?xml version="1.0" encoding="utf-8"?>
 <ds:datastoreItem xmlns:ds="http://schemas.openxmlformats.org/officeDocument/2006/customXml" ds:itemID="{90673534-9590-47F8-B0D6-46AB217CB3AD}">
   <ds:schemaRefs>
     <ds:schemaRef ds:uri="http://schemas.microsoft.com/office/2006/metadata/contentType"/>
@@ -9169,4 +9149,12 @@
     <ds:schemaRef ds:uri="http://schemas.microsoft.com/internal/obd"/>
   </ds:schemaRefs>
 </ds:datastoreItem>
+</file>
+
+<file path=customXml/itemProps4.xml><?xml version="1.0" encoding="utf-8"?>
+<ds:datastoreItem xmlns:ds="http://schemas.openxmlformats.org/officeDocument/2006/customXml" ds:itemID="{DABAA964-10BA-4DBC-ABF2-CDEAC0FAF7AA}">
+  <ds:schemaRefs>
+    <ds:schemaRef ds:uri="http://schemas.microsoft.com/sharepoint/v3/contenttype/forms"/>
+  </ds:schemaRefs>
+</ds:datastoreItem>
 </file>